--- a/PZ/PZ1/pz1.docx
+++ b/PZ/PZ1/pz1.docx
@@ -294,22 +294,45 @@
                 <w:rFonts w:cs="Times New Roman"/>
                 <w:szCs w:val="28"/>
               </w:rPr>
-              <w:t xml:space="preserve">З </w:t>
+              <w:t>З</w:t>
             </w:r>
             <w:r>
               <w:rPr>
                 <w:rFonts w:cs="Times New Roman"/>
-                <w:noProof/>
-                <w:szCs w:val="28"/>
-              </w:rPr>
-              <w:t>ЛАБОРАТОРНОЇ</w:t>
+                <w:szCs w:val="28"/>
+              </w:rPr>
+              <w:t xml:space="preserve"> </w:t>
             </w:r>
             <w:r>
               <w:rPr>
                 <w:rFonts w:cs="Times New Roman"/>
-                <w:szCs w:val="28"/>
-              </w:rPr>
-              <w:t xml:space="preserve"> РОБОТИ № </w:t>
+                <w:noProof/>
+                <w:szCs w:val="28"/>
+                <w:lang w:val="ru-RU"/>
+              </w:rPr>
+              <w:t>ПРАКТИЧНО</w:t>
+            </w:r>
+            <w:r>
+              <w:rPr>
+                <w:rFonts w:cs="Times New Roman"/>
+                <w:noProof/>
+                <w:szCs w:val="28"/>
+              </w:rPr>
+              <w:t>Ї РОБОТИ</w:t>
+            </w:r>
+            <w:r>
+              <w:rPr>
+                <w:rFonts w:cs="Times New Roman"/>
+                <w:szCs w:val="28"/>
+              </w:rPr>
+              <w:t xml:space="preserve"> </w:t>
+            </w:r>
+            <w:r>
+              <w:rPr>
+                <w:rFonts w:cs="Times New Roman"/>
+                <w:szCs w:val="28"/>
+              </w:rPr>
+              <w:t xml:space="preserve">№ </w:t>
             </w:r>
             <w:r>
               <w:rPr>

--- a/PZ/PZ1/pz1.docx
+++ b/PZ/PZ1/pz1.docx
@@ -441,21 +441,12 @@
                 <w:szCs w:val="28"/>
               </w:rPr>
             </w:pPr>
-            <w:proofErr w:type="spellStart"/>
             <w:r>
               <w:rPr>
                 <w:rFonts w:cs="Times New Roman"/>
                 <w:szCs w:val="28"/>
               </w:rPr>
-              <w:t>Рафієв</w:t>
-            </w:r>
-            <w:proofErr w:type="spellEnd"/>
-            <w:r>
-              <w:rPr>
-                <w:rFonts w:cs="Times New Roman"/>
-                <w:szCs w:val="28"/>
-              </w:rPr>
-              <w:t xml:space="preserve"> Б. С.</w:t>
+              <w:t>Рафієв Б. С.</w:t>
             </w:r>
           </w:p>
           <w:p>
@@ -799,7 +790,6 @@
                 <w:lang w:eastAsia="uk-UA"/>
               </w:rPr>
             </w:pPr>
-            <w:proofErr w:type="spellStart"/>
             <w:r>
               <w:rPr>
                 <w:rFonts w:eastAsia="Times New Roman" w:cs="Times New Roman"/>
@@ -816,7 +806,6 @@
               </w:rPr>
               <w:t>ивченн</w:t>
             </w:r>
-            <w:proofErr w:type="spellEnd"/>
             <w:r>
               <w:rPr>
                 <w:rFonts w:eastAsia="Times New Roman" w:cs="Times New Roman"/>
@@ -2034,7 +2023,21 @@
           <w:b/>
           <w:bCs/>
         </w:rPr>
-        <w:t>Виконав завдання №11:</w:t>
+        <w:t>Виконав завдання №1</w:t>
+      </w:r>
+      <w:r>
+        <w:rPr>
+          <w:b/>
+          <w:bCs/>
+        </w:rPr>
+        <w:t>2</w:t>
+      </w:r>
+      <w:r>
+        <w:rPr>
+          <w:b/>
+          <w:bCs/>
+        </w:rPr>
+        <w:t>:</w:t>
       </w:r>
       <w:r>
         <w:t xml:space="preserve"> </w:t>
@@ -2967,7 +2970,6 @@
         </w:rPr>
         <w:t xml:space="preserve"> </w:t>
       </w:r>
-      <w:proofErr w:type="spellStart"/>
       <w:r>
         <w:rPr>
           <w:rFonts w:eastAsia="Times New Roman" w:cs="Times New Roman"/>
@@ -2992,7 +2994,6 @@
         </w:rPr>
         <w:t>чив</w:t>
       </w:r>
-      <w:proofErr w:type="spellEnd"/>
       <w:r>
         <w:rPr>
           <w:rFonts w:eastAsia="Times New Roman" w:cs="Times New Roman"/>
@@ -3782,25 +3783,7 @@
           <w:sz w:val="28"/>
           <w:szCs w:val="28"/>
         </w:rPr>
-        <w:t xml:space="preserve">лінійна складність (час зростає </w:t>
-      </w:r>
-      <w:proofErr w:type="spellStart"/>
-      <w:r>
-        <w:rPr>
-          <w:rStyle w:val="citation-416"/>
-          <w:sz w:val="28"/>
-          <w:szCs w:val="28"/>
-        </w:rPr>
-        <w:t>пропорційно</w:t>
-      </w:r>
-      <w:proofErr w:type="spellEnd"/>
-      <w:r>
-        <w:rPr>
-          <w:rStyle w:val="citation-416"/>
-          <w:sz w:val="28"/>
-          <w:szCs w:val="28"/>
-        </w:rPr>
-        <w:t xml:space="preserve"> кількості даних).</w:t>
+        <w:t>лінійна складність (час зростає пропорційно кількості даних).</w:t>
       </w:r>
     </w:p>
     <w:p>
